--- a/teacher-tools/activity-guides/3-1-activity-teacher.docx
+++ b/teacher-tools/activity-guides/3-1-activity-teacher.docx
@@ -46,7 +46,7 @@
           <w:sz w:val="20"/>
           <w:szCs w:val="20"/>
         </w:rPr>
-        <w:t xml:space="preserve">Lesson 3-1 — Understand Ratios  ·  6.RP.1</w:t>
+        <w:t xml:space="preserve">Lesson 3-1 — Understand Ratios  ·  6.AT.1</w:t>
       </w:r>
     </w:p>
     <w:p>
@@ -268,7 +268,7 @@
           <w:sz w:val="22"/>
           <w:szCs w:val="22"/>
         </w:rPr>
-        <w:t xml:space="preserve">Kitchen Crew: A cooking class has 5 student chefs and 7 student helpers, for 12 students in all. What is the part-to-whole ratio of student chefs to the whole class?</w:t>
+        <w:t xml:space="preserve">A class has 5 chefs and 7 helpers (12 total). What is the part-to-whole ratio of chefs to the whole class?</w:t>
       </w:r>
     </w:p>
     <w:p>
